--- a/books/kingdom-of-christ-2/downloads/kingdom-of-christ-2.docx
+++ b/books/kingdom-of-christ-2/downloads/kingdom-of-christ-2.docx
@@ -2203,7 +2203,7 @@
         <w:rPr>
           <w:lang w:val="en-GB"/>
         </w:rPr>
-        <w:t xml:space="preserve">I have still to speak on the subject of praise, which seems to the Philosopher a thing so unworthy of men to offer or of God to receive. The ground of this conclusion is that the words praise and flattery are convertible: and that since flattery is offensive to an imperfect being, so far as he has right feelings, and is only so far tolerable as he is weak and vain, it must to a perfect Being, if He took cognizance of such folly, be altogether odious. Now I join issue with them upon all these points. Suppose praise to be offered to a fellow-man which he does not deserve, it is abominable because it is false; suppose that, being deserved, it is offered to him with the view of bribing him to bestow future favours, it is offensive, because it is mean: suppose him to deserve it, and that it is offered with no unworthy motive, it may be wrong, because it is imprudent; for men, through their imperfections, are made vain, by hearing themselves even rightly commended. But if we could suppose these circumstances absent, I confidently affirm, that there is not any occupation so elevating and delightful to a man, as that of praising and thanking his brethren. Generous men, in all ages and nations, have felt it so; when the motives of self-interest have been farthest from them, even respect for the object of their admiration, and fear of doing him hurt, have not availed to restrain them from expressing their sense of the favours which he has bestowed on them, or their delight in the beauty and harmony of his character. With ignoble aim, these outpourings of the heart have often been directed to kings and great men; because the thankful and humble heart has felt their acts as a condescension, and has perceived a kind of special propriety and suitableness in their virtues. But they have been directed also to suffering friends, and poor scholars, and persecuted saints, and especially to the dead, from whom nothing could ever be expected, and to whom they could not be dangerous. Wherefore the true and obvious analogy from human experience is,—that if God have none of the imperfection which could make Him obnoxious to the mischievousness of praise; and if there have proceeded from Him all the benefits which all His creatures have received; and if there be in Him all the goodness and truth, of which the goodness and truth in man are the reflection,—there can be no act so entirely suitable to man, so thoroughly joyful, as that of thanking and blessing Him. In which act if anyone discovers a low and cringing desire to win some good from the Being thus magnified, let him know that whoever enters upon the work in this spirit, and with this object, will be soon so struck with its utter ridiculousness and incongruity, or else so wearied with the heartless and hypocritical effort, that no pains he can use will enable him to persevere in it; or, at any rate, to persuade himself that he is doing more than repeating a set of incoherent, unintelligible sounds. In the loss of self, in the escape from self, consists the freedom and enjoyment of that act. The worshipper has found that object to which the eyes of himself and of all creatures were meant to be directed, in beholding which they attain the perfection of their being, while they lose all the feeling of selfish appropriation which is incompatible with perfection. They gaze upon Him who is the all-embracing Love, with whom no selfishness can dwell, the all-clear and distinguishing Truth, from which darkness and falsehood flee away; and they are changed into the same image, and their praises are only the responses to the joy with which He looks upon His redeemed creation and declares it very good.</w:t>
+        <w:t xml:space="preserve">I have still to speak on the subject of praise, which seems to the Philosopher a thing so unworthy of men to offer or of God to receive. The ground of this conclusion is that the words praise and flattery are convertible: and that since flattery is offensive to an imperfect being, so far as he has right feelings, and is only so far tolerable as he is weak and vain, it must to a perfect Being, if He took cognizance of such folly, be altogether odious. Now I join issue with them upon all these points. Suppose praise to be offered to a fellow-man which he does not deserve, it is abominable because it is false; suppose that, being deserved, it is offered to him with the view of bribing him to bestow future favours, it is offensive, because it is mean: suppose him to deserve it, and that it is offered with no unworthy motive, it may be wrong, because it is imprudent; for men, through their imperfections, are made vain, by hearing themselves even rightly commended. But if we could suppose these circumstances absent, I confidently affirm, that there is not any occupation so elevating and delightful to a man, as that of praising and thanking his brethren. Generous men, in all ages and nations, have felt it so; when the motives of self-interest have been farthest from them, even respect for the object of their admiration, and fear of doing him hurt, have not availed to restrain them from expressing their sense of the favours which he has bestowed on them, or their delight in the beauty and harmony of his character. With no ignoble aim, these outpourings of the heart have often been directed to kings and great men; because the thankful and humble heart has felt their acts as a condescension, and has perceived a kind of special propriety and suitableness in their virtues. But they have been directed also to suffering friends, and poor scholars, and persecuted saints, and especially to the dead, from whom nothing could ever be expected, and to whom they could not be dangerous. Wherefore the true and obvious analogy from human experience is,—that if God have none of the imperfection which could make Him obnoxious to the mischievousness of praise; and if there have proceeded from Him all the benefits which all His creatures have received; and if there be in Him all the goodness and truth, of which the goodness and truth in man are the reflection,—there can be no act so entirely suitable to man, so thoroughly joyful, as that of thanking and blessing Him. In which act if anyone discovers a low and cringing desire to win some good from the Being thus magnified, let him know that whoever enters upon the work in this spirit, and with this object, will be soon so struck with its utter ridiculousness and incongruity, or else so wearied with the heartless and hypocritical effort, that no pains he can use will enable him to persevere in it; or, at any rate, to persuade himself that he is doing more than repeating a set of incoherent, unintelligible sounds. In the loss of self, in the escape from self, consists the freedom and enjoyment of that act. The worshipper has found that object to which the eyes of himself and of all creatures were meant to be directed, in beholding which they attain the perfection of their being, while they lose all the feeling of selfish appropriation which is incompatible with perfection. They gaze upon Him who is the all-embracing Love, with whom no selfishness can dwell, the all-clear and distinguishing Truth, from which darkness and falsehood flee away; and they are changed into the same image, and their praises are only the responses to the joy with which He looks upon His redeemed creation and declares it very good.</w:t>
       </w:r>
     </w:p>
     <w:p>
@@ -5165,7 +5165,7 @@
         <w:rPr>
           <w:lang w:val="en-GB"/>
         </w:rPr>
-        <w:t xml:space="preserve">I believe their position is a safe and impregnable one. It is not a position of prejudice, it is a reasonable and sound position; it is founded upon the first and wisest maxim of ethical philosophy, Keep what thou hast; add to it if thou canst; but if thou wishest to realise more, never let anything which thou hast realised be snatched away from thee. The difficulty is that few people in our day are likely to be content with this position. They will be going out of it with their arguments and their evidences, with their attempts to prove how and why a book having the character which they impute to the Bible, must be Divine and perfect. Here I think they will be discomfited. This logic is not a part of their realised truths, it is something altogether extraneous to them. And what is worse, they do not yet know what it is they are arguing about; for they may have derived these individual facts from the Bible; but the Bible itself evidently assumes to be something else; it assumes to be a collection of historical documents, and the question is, how this assumption is connected with that quality of it which they have discovered and recognized.</w:t>
+        <w:t xml:space="preserve">I believe their position is a safe and impregnable one. It is not a position of prejudice, it is a reasonable and sound position; it is founded upon the first and wisest maxim of ethical philosophy, Keep what thou hast; add to it if thou canst; but if thou wishest to realise more, never let anything which thou hast realised be snatched away from thee. My fear is that few people in our day are likely to be content with this position. They will be going out of it with their arguments and their evidences, with their attempts to prove how and why a book having the character which they impute to the Bible, must be Divine and perfect. Here I think they will be discomfited. This logic is not a part of their realised truths, it is something altogether extraneous to them. And what is worse, they do not yet know what it is they are arguing about; for they may have derived these individual facts from the Bible; but the Bible itself evidently assumes to be something else; it assumes to be a collection of historical documents, and the question is, how this assumption is connected with that quality of it which they have discovered and recognized.</w:t>
       </w:r>
     </w:p>
     <w:p>
@@ -6383,7 +6383,7 @@
         <w:rPr>
           <w:lang w:val="en-GB"/>
         </w:rPr>
-        <w:t xml:space="preserve">3. But how is this distinctness preserved? by denying the existence of a lower outward region? Is it by setting aside that lower outward region as being in itself evil and impure? Is it by absorbing all influences into the one paramount, transcendent influence? Or is it precisely by taking the opposite course to this, by recognizing the fact and reality of that outward world, by shewing how it is provided for in God’s economy, by shewing what relation it bears to the invisible and celestial atmosphere which informs and encompasses it? Our Lord’s next words answer these questions,</w:t>
+        <w:t xml:space="preserve">3. But how is this distinctness preserved? Is it by denying the existence of a lower outward region? Is it by setting aside that lower outward region as being in itself evil and impure? Is it by absorbing all influences into the one paramount, transcendent influence? Or is it precisely by taking the opposite course to this, by recognizing the fact and reality of that outward world, by shewing how it is provided for in God’s economy, by shewing what relation it bears to the invisible and celestial atmosphere which informs and encompasses it? Our Lord’s next words answer these questions,</w:t>
       </w:r>
       <w:r>
         <w:rPr>
@@ -6901,7 +6901,7 @@
         <w:rPr>
           <w:lang w:val="en-GB"/>
         </w:rPr>
-        <w:t xml:space="preserve">Willing to sacrifice the exercise of powers which God meant thee to exercise, the enjoyments of sense which God has given thee, if thou findest them to minister to thy inward corruption, and so to hinder thee from attaining the higher joys of the spiritual kingdom. For it is better to enter into life halt and maimed, to have the spirit itself pure and free, at the cost of some of its tools and ministers, than having two hands and two feet, having all thy powers and thy senses at liberty, to be cast into hell-fire, to be consumed by tyrant lusts, and an ever-renewing remorse. This is the very principle and illustration of inward spiritual discipline.</w:t>
+        <w:t xml:space="preserve">Be willing to sacrifice the exercise of powers which God meant thee to exercise, the enjoyments of sense which God has given thee, if thou findest them to minister to thy inward corruption, and so to hinder thee from attaining the higher joys of the spiritual kingdom. For it is better to enter into life halt and maimed, to have the spirit itself pure and free, at the cost of some of its tools and ministers, than having two hands and two feet, having all thy powers and thy senses at liberty, to be cast into hell-fire, to be consumed by tyrant lusts, and an ever-renewing remorse. This is the very principle and illustration of inward spiritual discipline.</w:t>
       </w:r>
     </w:p>
     <w:p>
@@ -7112,7 +7112,7 @@
         <w:rPr>
           <w:lang w:val="en-GB"/>
         </w:rPr>
-        <w:t xml:space="preserve">“My friends, the assizes are to be held to-morrow in the county town, three miles from our village. Some of you are summoned to be witnesses there; now, that you may understand what you have to do, and in what spirit you ought to go about this work, I shall explain to you this morning a passage out of our Lord’s Sermon on the Mount. You know I have told you very often that the Bible is not a show-book, written about things which have nothing to do with you, but one that concerns all your common business and tells you how to set about it in a right way. Well, then, attend to this passage. It begins so:—</w:t>
+        <w:t xml:space="preserve">“My friends, the assizes are to be held to-morrow in the county town, three miles from our village. Several of you are summoned to be witnesses there; now, that you may understand what you have to do, and in what spirit you ought to go about this work, I shall explain to you this morning a passage out of our Lord’s Sermon on the Mount. You know I have told you very often that the Bible is not a show-book, written about things which have nothing to do with you, but one that concerns all your common business and tells you how to set about it in a right way. Well, then, attend to this passage. It begins so:—</w:t>
       </w:r>
       <w:r>
         <w:rPr>
@@ -8180,7 +8180,7 @@
         <w:rPr>
           <w:lang w:val="en-GB"/>
         </w:rPr>
-        <w:t xml:space="preserve">II. It remains that I should say a few words respecting those objections of the Quaker, which refer to a national provision for Christian ministers. We shall derive great help in understanding this subject, from the remarks which have been already made in this section. We have found that there are two societies, both organic, both forming part of the same constitution; both related to man under different aspects of his life; both bearing witness for God, according to different aspects of his character: the one expressed in such institutions as Sacraments, which directly concern man as a spiritual being; the other in such institutions as Property, which directly concern him as a creature of this earth. We have seen that the first and higher of these societies has been, under our dispensation, that which has called the lower into life. Now nothing is more true than the assertion of the Quaker, That all the provisions made for ministers of the Gospel in the first ages, were made by the love of their flocks. He is most right in asserting that this was so, because the principle of the Gospel is a principle of love, because the power of the Gospel is one which acts immediately upon the spirit and the will of man. He is most right in asserting, that since we are under the same dispensation of love as the Apostles were, the principles which governed the Church then are to govern it now. But he has overlooked one point; he has forgotten that love is not a thing which looks at to-day or to-morrow, but which stretches its thoughts into the future, which brings all ages together in its scope. The love of the early Church was not shewn to St. Peter and St. Paul chiefly for their own sakes, but as stewards of the mysteries of God, as the representatives of a kingdom of which there was to be no end. Therefore it was inevitable that this charity should be exercised in providing for the wants of the time to come, for the service of God and for the benefit of men in generations unborn. I ask whether this far-looking spirit of charity be not more indicative of a divine dispensation, than that which can only see present objects, can only think of those to whom it is personally obliged? And yet it is this charity which is the foundation of all the complaints of Quakers against the principle of an ecclesiastical property. That property is expressly a fund of which particular men, in particular ages, are merely the stewards; which is a fund for all ages.</w:t>
+        <w:t xml:space="preserve">II. It remains that I should say a few words respecting those objections of the Quaker, which refer to a national provision for Christian ministers. We shall derive great help in understanding this subject, from the remarks which have been already made in this section. We have found that there are two societies, both organic, both forming part of the same constitution; both related to man under different aspects of his life; both bearing witness for God, according to different aspects of his character: the one expressed in such institutions as Sacraments, which directly concern man as a spiritual being; the other in such institutions as Property, which directly concern him as a creature of this earth. We have seen that the first and higher of these societies has been, under our dispensation, that which has called the lower into life. Now nothing is more true than the assertion of the Quaker, That all the provisions made for ministers of the Gospel in the first ages, were made by the love of their flocks. He is most right in asserting that this was so, because the principle of the Gospel is a principle of love, because the power of the Gospel is one which acts immediately upon the spirit and the will of man. He is most right in asserting, that since we are under the same dispensation of love as the Apostles were, the principles which governed the Church then are to govern it now. But he has overlooked one point; he has forgotten that love is not a thing which looks at to-day or to-morrow, but which stretches its thoughts into the future, which brings all ages together in its embrace. The love of the early Church was not shewn to St. Peter and St. Paul chiefly for their own sakes, but as stewards of the mysteries of God, as the representatives of a kingdom of which there was to be no end. Therefore it was inevitable that this charity should be exercised in providing for the wants of the time to come, for the service of God and for the benefit of men in generations unborn. I ask whether this far-looking spirit of charity be not more indicative of a divine dispensation, than that which can only see present objects, can only think of those to whom it is personally obliged? And yet it is this charity which is the foundation of all the complaints of Quakers against the principle of an ecclesiastical property. That property is expressly a fund of which particular men, in particular ages, are merely the stewards; which is a fund for all ages.</w:t>
       </w:r>
     </w:p>
     <w:p>
@@ -9392,7 +9392,7 @@
         <w:rPr>
           <w:lang w:val="en-GB"/>
         </w:rPr>
-        <w:t xml:space="preserve">But what is that we call the Church of Rome? I call it the diocese over which the Bishop of Rome presides; I know no other Church of Rome than this. Certain people may have invented another notion for it, but I do not adopt their notion: if I did, I should adopt the Romish system. Now this Church of Rome, this Italian diocese, may be in a very corrupt state—I am afraid it is. I think many persons who belong to it, and who acknowledge the jurisdiction of its Bishop, would acknowledge that they, therefore, must agree with us in desiring that it should be reformed. Perhaps they would agree in acknowledging, also, that the reformation is likely to be accompanied with many punishments and judgments for the sins of which its members have been guilty. The nature of those sins and the roots of them I have partly considered in this chapter. The nature of the judgments I am not competent and I have no wish to consider. They may be heavier or lighter than any other which will come upon the other portions of the Church; they may even go to the length of leaving Rome a prey to some infidel power. The determining of this question is in the best hands, and in those hands we must leave it, as we may leave also the fate of the Spanish, or Gallican, or of any other Church.</w:t>
+        <w:t xml:space="preserve">But what is that we call the Church of Rome? I call it the diocese over which the Bishop of Rome presides; I know no other Church of Rome than this. Certain people may have invented another notion for it, but I do not adopt their notion: if I did, I should adopt the Romish system. Now this Church of Rome, this Italian diocese, may be in a very corrupt state—I am afraid it is. I think many persons who belong to it, and who acknowledge the jurisdiction of its Bishop, would acknowledge that it is. They, therefore, must agree with us in desiring that it should be reformed. Perhaps they would agree in acknowledging, also, that the reformation is likely to be accompanied with many punishments and judgments for the sins of which its members have been guilty. The nature of those sins and the roots of them I have partly considered in this chapter. The nature of the judgments I am not competent and I have no wish to consider. They may be heavier or lighter than any other which will come upon the other portions of the Church; they may even go to the length of leaving Rome a prey to some infidel power. The determining of this question is in the best hands, and in those hands we must leave it, as we may leave also the fate of the Spanish, or Gallican, or of any other Church.</w:t>
       </w:r>
     </w:p>
     <w:p>
@@ -9597,7 +9597,7 @@
         <w:rPr>
           <w:lang w:val="en-GB"/>
         </w:rPr>
-        <w:t xml:space="preserve">say these Dissenters, ’to pretend that by leaving out a few words in your form of baptism, you would remove this dreadful plague-spot from your Church. Supposing that were possible, think what a monstrous delusion you have been propagating in such solemn moments for so many generations. What, thrust out such words privily in this nineteenth century! ought to be extirpated amidst groans and confessions of sin, for having mocked God and ruined the souls of men. But if you did thrust out the words, the spirit of them goes through all your other services. You tell the same story to the children whom you are catechising: you declare to them that they are members of Christ and children of God. Nay, every confession and every prayer in which you call upon adults old in sin to engage, turns upon the same principle. You invite them to confess and to pray, as if they were children of God, and as if the Spirit were still with them.</w:t>
+        <w:t xml:space="preserve">say these Dissenters, ’to pretend that by leaving out a few words in your form of baptism, you would remove this dreadful plague-spot from your Church. Supposing that were possible, think what a monstrous delusion you have been propagating in such solemn moments for so many generations. What, thrust out such words privily in this nineteenth century! They ought to be extirpated amidst groans and confessions of sin, for having mocked God and ruined the souls of men. But if you did thrust out the words, the spirit of them goes through all your other services. You tell the same story to the children whom you are catechising: you declare to them that they are members of Christ and children of God. Nay, every confession and every prayer in which you call upon adults old in sin to engage, turns upon the same principle. You invite them to confess and to pray, as if they were children of God, and as if the Spirit were still with them.</w:t>
       </w:r>
     </w:p>
     <w:p>
@@ -10909,7 +10909,7 @@
         <w:rPr>
           <w:lang w:val="en-GB"/>
         </w:rPr>
-        <w:t xml:space="preserve">1. Does such a person find himself among the members of different sects and parties—a Quaker here, a Baptist there, a Unitarian on his right, a Plymouth Christian on his left? He believes that he is a member of a polity which recognizes the truth contained in each of these systems; but they have made a system out of some principle which they have torn apart from the rest; that they have destroyed that principle by its separation. He believes that there are earnest men in these sects who are feeling this to be the case, who are catching at all schemes of union because they feel it, who are angry with us because we do not enter into their sense of the necessity of a union and therefore fraternize with them; who are proclaiming the very principle upon which the Catholic Church stands, that all unity is to be in Christ, and that intellectual notions and opinions ought not to divide men from Him. There is therefore a practical renunciation of the sect-principle, as something which is no longer tenable. There is at the same time a very furious desire to maintain it as against the national Church. The reasons will seem to him to be these. First, the Church has put itself forth merely as an English Church. Its character as a Catholic body, as a kingdom set up in the world for all nations, has been kept out of sight. Secondly, in the reaction against this tendency, it has taken a negative, i.e. a sectarian, character. The idea of the Church, as a united body, has been put forth, chiefly to shew the wickedness of those who have separated from it. Its episcopacy and its sacraments have been looked upon chiefly as exclusive of those who have them not. Above all, the spiritual character of the Church as deriving its life from its head, a character which the Dissenters are especially disposed by their profession to recognize, has been disjoined from the institutions which embody it. Men have been asked to receive these institutions merely as such, and then to hope for spiritual life through them. Little attempt has been made to prove to them that the institutions are themselves living portions of the divine kingdom. A person therefore who has entered into these convictions himself, will not despair of seeing all the true hearty Dissenters gradually receiving them also. He will not be impatient to force any notions of his own upon them. His desires will be to meet their feelings and to enter into them. He will be most anxious not to destroy anything which they have received or learnt; to confirm them in their feelings of affection and reverence for their fathers; to strengthen in them by all means the hereditary affections, which their doctrines respecting private judgment so much impair. He wishes to preserve all the faith which they have from the destruction which is threatening it; to unite their faith with that of those from whom they are separated; to make them integral members of the body from which they fancy that it is the object of our pride and selfishness to exclude them. What the result of such a method may be, is in God’s hands, not ours. At all events other methods have been tried and have failed; this has not been tried.</w:t>
+        <w:t xml:space="preserve">1. Does such a person find himself among the members of different sects and parties—a Quaker here, a Baptist there, a Unitarian on his right, a Plymouth Christian on his left? He believes that he is a member of a polity which recognizes the truth contained in each of these systems; but they have made a system out of some principle which they have torn apart from the rest; that they have destroyed that principle by its separation. He believes that there are earnest men in these sects who are feeling this to be the case, who are catching at all schemes of union because they feel it, who are angry with us because we do not enter into their sense of the necessity of a union and therefore fraternize with them; who are proclaiming the very principle upon which the Catholic Church stands, that all unity is to be in Christ, and that intellectual notions and opinions ought not to divide men from Him. There is therefore a practical renunciation of the sect-principle, as something which is no longer tenable. There is at the same time a very furious desire to maintain it as against the national Church. The reasons will seem to him to be these. First, the Church has put itself forth merely as an English Church. Its character as a Catholic body, as a kingdom set up in the world for all nations, has been kept out of sight. Secondly, in the reaction against this tendency, it has taken a negative, i.e. a sectarian, form. The idea of the Church, as a united body, has been put forth, chiefly to shew the wickedness of those who have separated from it. Its episcopacy and its sacraments have been looked upon chiefly as exclusive of those who have them not. Above all, the spiritual character of the Church as deriving its life from its head, a character which the Dissenters are especially disposed by their profession to recognize, has been disjoined from the institutions which embody it. Men have been asked to receive these institutions merely as such, and then to hope for spiritual life through them. Little attempt has been made to prove to them that the institutions are themselves living portions of the divine kingdom. A person therefore who has entered into these convictions himself, will not despair of seeing all the true hearty Dissenters gradually receiving them also. He will not be impatient to force any notions of his own upon them. His desires will be to meet their feelings and to enter into them. He will be most anxious not to destroy anything which they have received or learnt; to confirm them in their feelings of affection and reverence for their fathers; to strengthen in them by all means the hereditary affections, which their doctrines respecting private judgment so much impair. He wishes to preserve all the faith which they have from the destruction which is threatening it; to unite their faith with that of those from whom they are separated; to make them integral members of the body from which they fancy that it is the object of our pride and selfishness to exclude them. What the result of such a method may be, is in God’s hands, not ours. At all events other methods have been tried and have failed; this has not been tried.</w:t>
       </w:r>
     </w:p>
     <w:p>
@@ -11168,7 +11168,7 @@
         <w:rPr>
           <w:lang w:val="en-GB"/>
         </w:rPr>
-        <w:t xml:space="preserve">But if shame and humiliation are needful for English clergymen generally, they must be especially needful in those who have presumed to speak of our sins, and to offer any suggestion for our amendment. It is too probable that they would have known nothing of the evil of systems and parties in others if they had not felt it in themselves; nay, that the irritation of the beam in their own eye has made them more eager to detect the mote in their brother’s eye. I have in this book attacked no wrong tendency to which I do not know myself to be liable. I am conscious to a certain degree, though very insufficiently, of the danger I am in of substituting the denunciation of it for the practical correction of it in the only sphere over which I have any control. I am not ignorant, also, that the hints which I have offered in opposition to systems may, themselves, be turned by myself or by others into a system; and that neither its weakness and inconsistency, nor the insignificance of its originator, may prevent it from connecting itself with some new party. I believe that some of whom I have spoken in this chapter began to fulfil their mission with as sincere a desire that their words might never become the symbols of a faction as I can feel now. I do not, therefore, confide in myself. But since a school, which should be formed to oppose all schools, must be of necessity more mischievous than any of them; and since a school, which pretended to amalgamate the doctrines of all other schools, would be, as I think, more mischievous than that, I do pray earnestly, that if any such schools should arise, they may come to naught; and that, if what I have written in this book should tend even in the least degree to favour the establishment of them, it may come to naught. On the other hand, if there be anything here which may help to raise men above their own narrow conceptions and mine, may lead them to believe that there is a way to that truth which is living and universal, and above us all, and that He who is Truth will guide them in that way—this which is from Him and not from me, I pray that He will bless.</w:t>
+        <w:t xml:space="preserve">But if shame and humiliation are needful for English clergymen generally, they must be especially needful in those who have presumed to speak of our sins, and to offer any suggestion for our amendment. It is too probable that they would have known nothing of the evil of systems and parties in others if they had not felt it in themselves; nay, that the irritation of the beam in their own eye has made them more eager to detect the mote in their brother’s eye. I have in this book attacked no wrong tendency to which I do not know myself to be liable. I hope I am conscious to a certain degree, though very insufficiently, of the danger I am in of substituting the denunciation of it for the practical correction of it in the only sphere over which I have any control. I am not ignorant, also, that the hints which I have offered in opposition to systems may, themselves, be turned by myself or by others into a system; and that neither its weakness and inconsistency, nor the insignificance of its originator, may prevent it from connecting itself with some new party. I believe that some of whom I have spoken in this chapter began to fulfil their mission with as sincere a desire that their words might never become the symbols of a faction as I can feel now. I do not, therefore, confide in myself. But since a school, which should be formed to oppose all schools, must be of necessity more mischievous than any of them; and since a school, which pretended to amalgamate the doctrines of all other schools, would be, as I think, more mischievous than that, I do pray earnestly, that if any such schools should arise, they may come to naught; and that, if what I have written in this book should tend even in the least degree to favour the establishment of them, it may come to naught. On the other hand, if there be anything here which may help to raise men above their own narrow conceptions and mine, may lead them to believe that there is a way to that truth which is living and universal, and above us all, and that He who is Truth will guide them in that way—this which is from Him and not from me, I pray that He will bless.</w:t>
       </w:r>
       <w:r>
         <w:rPr>

--- a/books/kingdom-of-christ-2/downloads/kingdom-of-christ-2.docx
+++ b/books/kingdom-of-christ-2/downloads/kingdom-of-christ-2.docx
@@ -1125,7 +1125,7 @@
         <w:rPr>
           <w:lang w:val="en-GB"/>
         </w:rPr>
-        <w:t xml:space="preserve">In the former part of this book I have considered the general meaning and effect of this argument. I have endeavoured to shew how true the assertion is upon which it is grounded, that the belief of a divine humanity has existed in all ages, that it has taken innumerable forms. I have maintained that all these forms have presumed the existence of some more perfect form; that they never have compassed the end at which they aimed; that they have not revealed The Man, the head of the race, while nevertheless they have testified, one and all, with more or less distinctness in proportion as the light which they endeavoured to concentrate was more or less clear, that such a one there must be. When a great man assumed to be this, he became a tyrant and oppressor: in our Lord’s words, a thief and a robber, not the assertor of humanity, but the denier of it. You do not therefore advance one step in weakening the authority of this creed, by producing instances of this worship from ancient or modern history, or by dwelling upon the tendency which they so manifestly indicate. The more you can produce of them the better; the more they are examined the better. They prove that there is such an idea in humanity as you speak of; they prove just as strongly, that with the idea humanity can never be satisfied; they declare that the idea is the idea of an actual living Being, of a perfect Being; of one who should prove his perfectness by entering entirely into the lowest condition into which man has ever entered, and actually rising into the highest of which man has ever dreamed. If these two elements of the lowest humiliation, of the greatest exaltation, be not combined, if they are not combined in acts, the idea is not fulfilled, it waits to be fulfilled; that is to say, we wait for a person who shall do precisely those acts of which the creed speaks. Any others will not avail; any others will not be universal enough, will not be the testimonies that He who performs them is the Man. We are asked then for the evidences of the creed. Our answer is this—You have shewn why it has been believed, what need there was in the deepest heart of mankind that it should be believed. It was believed, not upon the evidence of documents, but upon the simple proclamation of men who had the whole universe against them. They said to men, Christ must be; Christ you have been asking for in every land, through every age: Jesus the crucified is the Christ. The answers were three: The first was,—</w:t>
+        <w:t xml:space="preserve">In the former part of this book I have considered the general meaning and effect of this argument. I have endeavoured to shew how true the assertion is upon which it is grounded, that the belief of a divine humanity has existed in all ages, that it has taken innumerable forms. I have maintained that all these forms have presumed the existence of some more perfect form; that they never have compassed the end at which they aimed; that they have not revealed The Man, the head of the race, while nevertheless they have testified, one and all, with more or less distinctness in proportion as the light which they endeavoured to concentrate was more or less clear, that such a one there must be. When a great man assumed to be this, he became a tyrant and oppressor; in our Lord’s words, a thief and a robber, not the assertor of humanity, but the denier of it. You do not therefore advance one step in weakening the authority of this creed, by producing instances of this worship from ancient or modern history, or by dwelling upon the tendency which they so manifestly indicate. The more you can produce of them the better; the more they are examined the better. They prove that there is such an idea in humanity as you speak of; they prove just as strongly, that with the idea humanity can never be satisfied; they declare that the idea is the idea of an actual living Being, of a perfect Being; of one who should prove his perfectness by entering entirely into the lowest condition into which man has ever entered, and actually rising into the highest of which man has ever dreamed. If these two elements of the lowest humiliation, of the greatest exaltation, be not combined, if they are not combined in acts, the idea is not fulfilled, it waits to be fulfilled; that is to say, we wait for a person who shall do precisely those acts of which the creed speaks. Any others will not avail; any others will not be universal enough, will not be the testimonies that He who performs them is the Man. We are asked then for the evidences of the creed. Our answer is this—You have shewn why it has been believed, what need there was in the deepest heart of mankind that it should be believed. It was believed, not upon the evidence of documents, but upon the simple proclamation of men who had the whole universe against them. They said to men, Christ must be; Christ you have been asking for in every land, through every age: Jesus the crucified is the Christ. The answers were three: The first was,—</w:t>
       </w:r>
       <w:r>
         <w:rPr>
@@ -1780,7 +1780,7 @@
         <w:rPr>
           <w:lang w:val="en-GB"/>
         </w:rPr>
-        <w:t xml:space="preserve">When thou art most alone thou must still, if thou wouldest pray, be in the midst of a family: thou must call upon a Father; thou must not dare to say my, but our. Dost thou desire to be very holy? Yet this must not be thy petition; thou must say,</w:t>
+        <w:t xml:space="preserve">When thou art most alone thou must still, if thou wouldest pray, be in the midst of a family; thou must call upon a Father; thou must not dare to say my, but our. Dost thou desire to be very holy? Yet this must not be thy petition; thou must say,</w:t>
       </w:r>
       <w:r>
         <w:rPr>
@@ -1999,7 +1999,7 @@
         <w:rPr>
           <w:lang w:val="en-GB"/>
         </w:rPr>
-        <w:t xml:space="preserve">Or does some member of the congregation desire to give thanks for a blessing which has been vouch-safed to him particularly—must this be a local temporary feeling, because it is called forth by a local temporary occasion? Does it not cease to be a true feeling if it is? If from the particular blessing the heart do not gain enlargement, be not drawn out into a contemplation of other blessings; if it be not led to dwell most upon those which are common and permanent, as being the greatest, though perhaps only observed when they are taken away or when some startling novelty brings them into notice, the purpose of God in bestowing that good thing is surely not accomplished; the man has not really profited by it. But if he have, his feelings become human feelings; they do not want a specific, self-chosen mode of expression; he can find them in the Psalms of David; he can utter them in the language of Christian men who lived in other climes and periods. He can give thanks for creation, preservation, redemption; for gifts enabling him to enjoy this life and another, which are bestowed upon his race as well as himself; he can ask that they as well he may have, above all other good things, a thankful spirit; his own special mercies will then be understood and appreciated.</w:t>
+        <w:t xml:space="preserve">Or does some member of the congregation desire to give thanks for a blessing which has been vouchsafed to him particularly—must this be a local temporary feeling, because it is called forth by a local temporary occasion? Does it not cease to be a true feeling if it is? If from the particular blessing the heart do not gain enlargement, be not drawn out into a contemplation of other blessings; if it be not led to dwell most upon those which are common and permanent, as being the greatest, though perhaps only observed when they are taken away or when some startling novelty brings them into notice, the purpose of God in bestowing that good thing is surely not accomplished; the man has not really profited by it. But if he have, his feelings become human feelings; they do not want a specific, self-chosen mode of expression; he can find them in the Psalms of David; he can utter them in the language of Christian men who lived in other climes and periods. He can give thanks for creation, preservation, redemption; for gifts enabling him to enjoy this life and another, which are bestowed upon his race as well as himself; he can ask that they as well he may have, above all other good things, a thankful spirit; his own special mercies will then be understood and appreciated.</w:t>
       </w:r>
     </w:p>
     <w:p>
@@ -2133,7 +2133,7 @@
         <w:rPr>
           <w:lang w:val="en-GB"/>
         </w:rPr>
-        <w:t xml:space="preserve">Now in one phrase or another both these parties acknowledge, by every word which they speak, and every act which they do, either as philosophers or as ordinary men, that evil exists, and that it ought to be and may be by some means diminished. The Utilitarian traces it all to bad systems of government; the Rationalist refers it directly to man’s ignorance of himself and his own powers. Each looks forward to his own Avatar, and to a millennial period of the species which shall follow. Each then does acknowledge an Ideal, with which men should be in agreement, with which they are not in agreement, into agreement with which they may by some process be brought. Wherein, then, do we and they differ? Not in the acknowledgment of actual inconsistency and contradiction: this has nothing to do with either of us; we simply own what we cannot deny. But in this, that our Ideal is a living Being; that we believe Him to have given all things their right type and order; that we believe them when in their relation to Him to be still very good; that we believe their disturbance and incoherency to be the result of a voluntary renunciation of allegiance to Him, by the only creature which could commit such an act; that we believe all disturbance and incoherency to be contrary to His will; that we believe the restoration to begin in the submission of those who have brought about the confusion. The submission consists in the confession that His will is the good will; one of the main acts and exercises of it is that of entering into His will, and beseeching that it may be put forth for the removal of those curses whereof the evil will has been the cause. This is the rationale—in cold and miserable words—of those ancient litanies which express to this day the thoughts and longings of the most earnest people in different corners of the earth. They are not founded on the notion that any thing is mutable in God. They are cries for the vindication and preservation of His immutable order. They are confessions that every act of His providence, from the first hour of the world, has had for its end the making this immutable order manifest, and the bringing the universe into conformity with it. But they are not founded upon the lying fancy that the world is right; that persons are fulfilling their proper relations to each other: that things are not discomposed and made evil by the sin of those who are meant to direct them. Man, they assume, is God’s minister, acting for Him, able to perform His intentions towards His involuntary creatures; able, because he has a will, to set them at naught. His proper condition, in whatever place he were, would be that of dependence, of doing the will of another. His proper way of fulfilling that condition here, is by crying out for the rectification of that which is independent, which has lost its centre, which is struggling to stand by itself, and which therefore cannot stand at all; for the rectification of this, and therefore of whatever else has through this cause suffered decay and ruin.</w:t>
+        <w:t xml:space="preserve">Now in one phrase or another both these parties acknowledge, by every word which they speak, and every act which they do, either as philosophers or as ordinary men, that evil exists, and that it ought to be and may be by some means diminished. The Utilitarian traces it all to bad systems of government; the Rationalist refers it directly to man’s ignorance of himself and his own powers. Each looks forward to his own Avatar, and to a millennial period of the species which shall follow. Each then does acknowledge an Ideal, with which men should be in agreement, with which they are not in agreement, into agreement with which they may by some process be brought. Wherein, then, do we and they differ? Not in the acknowledgment of actual inconsistency and contradiction: this has nothing to do with either of us; we simply own what we cannot deny. But in this, that our Ideal is a living Being; that we believe Him to have given all things their right type and order; that we believe them when in their relation to Him to be still very good; that we believe their disturbance and incoherency to be the result of a voluntary renunciation of allegiance to Him, by the only creature which could commit such an act; that we believe all disturbance and incoherency to be contrary to His will; that we believe the restoration to begin in the submission of those who have brought about the confusion. The submission consists in the confession that His will is the good will; one of the main acts and exercises of it is that of entering into His will, and beseeching that it may be put forth for the removal of those curses whereof the evil will has been the cause. This is the rationale—in cold and miserable words—of those ancient litanies which express to this day the thoughts and longings of the most earnest people in different corners of the earth. They are not founded on the notion that any thing is mutable in God. They are cries for the vindication and preservation of His immutable order. They are confessions that every act of His providence, from the first hour of the world, has had for its end the making this immutable order manifest, and the bringing the universe into conformity with it. But they are not founded upon the lying fancy that the world is right; that persons are fulfilling their proper relations to each other; that things are not discomposed and made evil by the sin of those who are meant to direct them. Man, they assume, is God’s minister, acting for Him, able to perform His intentions towards His involuntary creatures; able, because he has a will, to set them at naught. His proper condition, in whatever place he were, would be that of dependence, of doing the will of another. His proper way of fulfilling that condition here, is by crying out for the rectification of that which is independent, which has lost its centre, which is struggling to stand by itself, and which therefore cannot stand at all; for the rectification of this, and therefore of whatever else has through this cause suffered decay and ruin.</w:t>
       </w:r>
     </w:p>
     <w:p>
@@ -2203,7 +2203,7 @@
         <w:rPr>
           <w:lang w:val="en-GB"/>
         </w:rPr>
-        <w:t xml:space="preserve">I have still to speak on the subject of praise, which seems to the Philosopher a thing so unworthy of men to offer or of God to receive. The ground of this conclusion is that the words praise and flattery are convertible: and that since flattery is offensive to an imperfect being, so far as he has right feelings, and is only so far tolerable as he is weak and vain, it must to a perfect Being, if He took cognizance of such folly, be altogether odious. Now I join issue with them upon all these points. Suppose praise to be offered to a fellow-man which he does not deserve, it is abominable because it is false; suppose that, being deserved, it is offered to him with the view of bribing him to bestow future favours, it is offensive, because it is mean: suppose him to deserve it, and that it is offered with no unworthy motive, it may be wrong, because it is imprudent; for men, through their imperfections, are made vain, by hearing themselves even rightly commended. But if we could suppose these circumstances absent, I confidently affirm, that there is not any occupation so elevating and delightful to a man, as that of praising and thanking his brethren. Generous men, in all ages and nations, have felt it so; when the motives of self-interest have been farthest from them, even respect for the object of their admiration, and fear of doing him hurt, have not availed to restrain them from expressing their sense of the favours which he has bestowed on them, or their delight in the beauty and harmony of his character. With no ignoble aim, these outpourings of the heart have often been directed to kings and great men; because the thankful and humble heart has felt their acts as a condescension, and has perceived a kind of special propriety and suitableness in their virtues. But they have been directed also to suffering friends, and poor scholars, and persecuted saints, and especially to the dead, from whom nothing could ever be expected, and to whom they could not be dangerous. Wherefore the true and obvious analogy from human experience is,—that if God have none of the imperfection which could make Him obnoxious to the mischievousness of praise; and if there have proceeded from Him all the benefits which all His creatures have received; and if there be in Him all the goodness and truth, of which the goodness and truth in man are the reflection,—there can be no act so entirely suitable to man, so thoroughly joyful, as that of thanking and blessing Him. In which act if anyone discovers a low and cringing desire to win some good from the Being thus magnified, let him know that whoever enters upon the work in this spirit, and with this object, will be soon so struck with its utter ridiculousness and incongruity, or else so wearied with the heartless and hypocritical effort, that no pains he can use will enable him to persevere in it; or, at any rate, to persuade himself that he is doing more than repeating a set of incoherent, unintelligible sounds. In the loss of self, in the escape from self, consists the freedom and enjoyment of that act. The worshipper has found that object to which the eyes of himself and of all creatures were meant to be directed, in beholding which they attain the perfection of their being, while they lose all the feeling of selfish appropriation which is incompatible with perfection. They gaze upon Him who is the all-embracing Love, with whom no selfishness can dwell, the all-clear and distinguishing Truth, from which darkness and falsehood flee away; and they are changed into the same image, and their praises are only the responses to the joy with which He looks upon His redeemed creation and declares it very good.</w:t>
+        <w:t xml:space="preserve">I have still to speak on the subject of praise, which seems to the Philosopher a thing so unworthy of men to offer or of God to receive. The ground of this conclusion is that the words praise and flattery are convertible: and that since flattery is offensive to an imperfect being, so far as he has right feelings, and is only so far tolerable as he is weak and vain, it must to a perfect Being, if He took cognizance of such folly, be altogether odious. Now I join issue with them upon all these points. Suppose praise to be offered to a fellow-man which he does not deserve, it is abominable because it is false; suppose that, being deserved, it is offered to him with the view of bribing him to bestow future favours, it is offensive, because it is mean; suppose him to deserve it, and that it is offered with no unworthy motive, it may be wrong, because it is imprudent; for men, through their imperfections, are made vain, by hearing themselves even rightly commended. But if we could suppose these circumstances absent, I confidently affirm, that there is not any occupation so elevating and delightful to a man, as that of praising and thanking his brethren. Generous men, in all ages and nations, have felt it so; when the motives of self-interest have been farthest from them, even respect for the object of their admiration, and fear of doing him hurt, have not availed to restrain them from expressing their sense of the favours which he has bestowed on them, or their delight in the beauty and harmony of his character. With no ignoble aim, these outpourings of the heart have often been directed to kings and great men; because the thankful and humble heart has felt their acts as a condescension, and has perceived a kind of special propriety and suitableness in their virtues. But they have been directed also to suffering friends, and poor scholars, and persecuted saints, and especially to the dead, from whom nothing could ever be expected, and to whom they could not be dangerous. Wherefore the true and obvious analogy from human experience is,—that if God have none of the imperfection which could make Him obnoxious to the mischievousness of praise; and if there have proceeded from Him all the benefits which all His creatures have received; and if there be in Him all the goodness and truth, of which the goodness and truth in man are the reflection,—there can be no act so entirely suitable to man, so thoroughly joyful, as that of thanking and blessing Him. In which act if anyone discovers a low and cringing desire to win some good from the Being thus magnified, let him know that whoever enters upon the work in this spirit, and with this object, will be soon so struck with its utter ridiculousness and incongruity, or else so wearied with the heartless and hypocritical effort, that no pains he can use will enable him to persevere in it; or, at any rate, to persuade himself that he is doing more than repeating a set of incoherent, unintelligible sounds. In the loss of self, in the escape from self, consists the freedom and enjoyment of that act. The worshipper has found that object to which the eyes of himself and of all creatures were meant to be directed, in beholding which they attain the perfection of their being, while they lose all the feeling of selfish appropriation which is incompatible with perfection. They gaze upon Him who is the all-embracing Love, with whom no selfishness can dwell, the all-clear and distinguishing Truth, from which darkness and falsehood flee away; and they are changed into the same image, and their praises are only the responses to the joy with which He looks upon His redeemed creation and declares it very good.</w:t>
       </w:r>
     </w:p>
     <w:p>
@@ -2331,19 +2331,19 @@
         <w:rPr>
           <w:lang w:val="en-GB"/>
         </w:rPr>
-        <w:t xml:space="preserve">“this will never avail. What will your people care about the sun and stars? They are men; they feel that other men have ruled them, and not for their benefit; they want to be rulers themselves. Give them some share in the State: then it will be time to think of making them natural philosophers.”</w:t>
-      </w:r>
-      <w:r>
-        <w:rPr>
-          <w:lang w:val="en-GB"/>
-        </w:rPr>
-        <w:t xml:space="preserve"> </w:t>
-      </w:r>
-      <w:r>
-        <w:rPr>
-          <w:lang w:val="en-GB"/>
-        </w:rPr>
-        <w:t xml:space="preserve">We are convinced by the wisdom of these remarks: we see that men cannot be satisfied with merely contemplating things at a distance; they must feel that they belong to a system; they must feel that it does not move without them. And though we do not like to give up the hope of seeing our brethren better acquainted even with the wonders of the world about them, we acknowledge that the world in which they are actually to live and move must be one of human feelings and hopes. But when we ask you where and how you are making the experiment for raising the poor man to a feeling of his position, for giving him citizenship and political power, we are bound to confess that we can see nothing but a scheme to rob the poor man of that which he has already, to take from him all sense of dignity and freedom and equality, and reduce him into a condition of hopeless slavery.</w:t>
+        <w:t xml:space="preserve">“this will never avail. What will your people care about the sun and stars? They are men; they feel that other men have ruled them, and not for their benefit; they want to be rulers themselves. Give them some share in the State; then it will be time to think of making them natural philosophers.”</w:t>
+      </w:r>
+      <w:r>
+        <w:rPr>
+          <w:lang w:val="en-GB"/>
+        </w:rPr>
+        <w:t xml:space="preserve"> </w:t>
+      </w:r>
+      <w:r>
+        <w:rPr>
+          <w:lang w:val="en-GB"/>
+        </w:rPr>
+        <w:t xml:space="preserve">We are convinced by the wisdom of these remarks; we see that men cannot be satisfied with merely contemplating things at a distance; they must feel that they belong to a system; they must feel that it does not move without them. And though we do not like to give up the hope of seeing our brethren better acquainted even with the wonders of the world about them, we acknowledge that the world in which they are actually to live and move must be one of human feelings and hopes. But when we ask you where and how you are making the experiment for raising the poor man to a feeling of his position, for giving him citizenship and political power, we are bound to confess that we can see nothing but a scheme to rob the poor man of that which he has already, to take from him all sense of dignity and freedom and equality, and reduce him into a condition of hopeless slavery.</w:t>
       </w:r>
     </w:p>
     <w:p>
@@ -2378,18 +2378,18 @@
         <w:rPr>
           <w:lang w:val="en-GB"/>
         </w:rPr>
-        <w:t xml:space="preserve">But still these old Liturgies are in some sense Popish. The prayers in them have reached any modern nations which may have adopted them through Popish hands; they have received a Popish imprimatur. Nay, portions of them may be actually the composition of Bishops of Rome, or of persons who acknowledge their supremacy. What can be said to rebut this charge? Can it be pretended that there is an exact chronological line, at which what we please to call Catholicism ends and what we call Popery begins? Would we reject a prayer of Bernard’s as passing the limit? If not, may there not by possibility be one by A Kempis or even by Pascal, which we would not utterly disown?</w:t>
-      </w:r>
-    </w:p>
-    <w:p>
-      <w:pPr>
-        <w:pStyle w:val="BodyText"/>
-      </w:pPr>
-      <w:r>
-        <w:rPr>
-          <w:lang w:val="en-GB"/>
-        </w:rPr>
-        <w:t xml:space="preserve">To these questions I answer precisely as I did in the former case; I want no chronological lines. I am quite ready to use a prayer of A Kempis or of Pascal or of many a person less commonly tolerated among us. Why I conceive the older prayers are in general likely to be better than those which have been composed in any part of Europe for several centuries I have explained; but that explanation has no direct connexion with the question before us. If there be no clearer and more palpable distinction between the forms of the Catholic Church and those to which the Romish system has given birth, than that which is arrived at by special pleadings about the date of the birth or the degree of the soundness of particular men, I at least would rather leave the question unresolved.</w:t>
+        <w:t xml:space="preserve">But still these old Liturgies are in some sense Popish. The prayers in them have reached any modern nations which may have adopted them through Popish hands; they have received a Popish imprimatur. Nay, portions of them may be actually the composition of Bishops of Rome, or of persons who acknowledge their supremacy. What can be said to rebut this charge? Can it be pretended that there is an exact chronological line, at which what we please to call Catholicism ends and what we call Popery begins? Would we reject a prayer of Bernard’s as passing the limit? If not, may there not by possibility be one by À Kempis or even by Pascal, which we would not utterly disown?</w:t>
+      </w:r>
+    </w:p>
+    <w:p>
+      <w:pPr>
+        <w:pStyle w:val="BodyText"/>
+      </w:pPr>
+      <w:r>
+        <w:rPr>
+          <w:lang w:val="en-GB"/>
+        </w:rPr>
+        <w:t xml:space="preserve">To these questions I answer precisely as I did in the former case; I want no chronological lines. I am quite ready to use a prayer of À Kempis or of Pascal or of many a person less commonly tolerated among us. Why I conceive the older prayers are in general likely to be better than those which have been composed in any part of Europe for several centuries I have explained; but that explanation has no direct connexion with the question before us. If there be no clearer and more palpable distinction between the forms of the Catholic Church and those to which the Romish system has given birth, than that which is arrived at by special pleadings about the date of the birth or the degree of the soundness of particular men, I at least would rather leave the question unresolved.</w:t>
       </w:r>
     </w:p>
     <w:p>
@@ -3605,7 +3605,7 @@
         <w:rPr>
           <w:lang w:val="en-GB"/>
         </w:rPr>
-        <w:t xml:space="preserve">“We take this upon us which has been put upon us, because the congregation is holy, and because it would not be holy if we were not consecrated to be witnesses and preservers of its holiness.”</w:t>
+        <w:t xml:space="preserve">‘We take this upon us which has been put upon us, because the congregation is holy, and because it would not be holy if we were not consecrated to be witnesses and preservers of its holiness.’</w:t>
       </w:r>
       <w:r>
         <w:rPr>
@@ -5278,7 +5278,7 @@
         <w:rPr>
           <w:lang w:val="en-GB"/>
         </w:rPr>
-        <w:t xml:space="preserve">I draw it in this way:—I say, according to the principle of a spiritual kingdom, every man who is doing the work he is set to do, may believe that he is inspired with a power to do that work; every man who is doing some other work which he is not set to do may, indeed, say that he is using powers which he has received from above; but he is violating the purposes for which those powers have been given him: his will is obeying an impulse contrary to the will of the Being who bestowed the power. Here is fanaticism, here is confusion. The question, therefore, is not really, Were these men who wrote the Scriptures inspired by God? but, Were they in a certain position and appointed to a certain work? So that we are driven by this argument, as we are driven by the book itself, from that which we read to that which we read of. Was there such a society as that which this book speaks of? was there such a nation as the Jews? had they a history? was there a meaning in that history? does this book explain to us their history and its meaning? The question of inspiration belongs to these questions—cannot be viewed apart from them. If there be no spiritual kingdom in the world, no kings, priests, prophets appointed by God, then assuredly I cannot make out that the Scriptures had a right to describe such kings, and priests, and prophets. If there were such men, I have as great difficulty in understanding how we can dispense with such a record, or how any Being, except Him who formed the society for the sake of His own glory and for the good of His creatures, can have caused that book to be written.</w:t>
+        <w:t xml:space="preserve">I draw it in this way:—I say, according to the principle of a spiritual kingdom, every man who is doing the work he is set to do, may believe that he is inspired with a power to do that work; every man who is doing some other work which he is not set to do may, indeed, say that he is using powers which he has received from above; but he is violating the purposes for which those powers have been given him; his will is obeying an impulse contrary to the will of the Being who bestowed the power. Here is fanaticism, here is confusion. The question, therefore, is not really, Were these men who wrote the Scriptures inspired by God? but, Were they in a certain position and appointed to a certain work? So that we are driven by this argument, as we are driven by the book itself, from that which we read to that which we read of. Was there such a society as that which this book speaks of? was there such a nation as the Jews? had they a history? was there a meaning in that history? does this book explain to us their history and its meaning? The question of inspiration belongs to these questions—cannot be viewed apart from them. If there be no spiritual kingdom in the world, no kings, priests, prophets appointed by God, then assuredly I cannot make out that the Scriptures had a right to describe such kings, and priests, and prophets. If there were such men, I have as great difficulty in understanding how we can dispense with such a record, or how any Being, except Him who formed the society for the sake of His own glory and for the good of His creatures, can have caused that book to be written.</w:t>
       </w:r>
     </w:p>
     <w:p>
@@ -6033,7 +6033,7 @@
         <w:rPr>
           <w:lang w:val="en-GB"/>
         </w:rPr>
-        <w:t xml:space="preserve">—this is the sanction of the code: clearly a distinct, national sanction. But I differ with the statesman in this point. I do not think national society is a lie or stands upon a lie. If I did I should wish it to perish, and I should be sure it must perish. Now unfortunately he does think this, for he knows that he cannot maintain any of those institutions which he believes to be necessary for his nation, and for every nation, merely by his own rules and conventions. He is obliged to ask help from the faith which men everywhere have had that there is a Divine ruler, not only over men generally, but over their particular commonwealth; and this faith, he says, is a mere delusion. I believe that the imposition and dishonesty are in himself; that the conviction of mankind is a safe and an honest one; and that it will at last prevail against all the frauds which have endeavoured to support it, and have really made it weak.</w:t>
+        <w:t xml:space="preserve">—this is the sanction of the code; clearly a distinct, national sanction. But I differ with the statesman in this point. I do not think national society is a lie or stands upon a lie. If I did I should wish it to perish, and I should be sure it must perish. Now unfortunately he does think this, for he knows that he cannot maintain any of those institutions which he believes to be necessary for his nation, and for every nation, merely by his own rules and conventions. He is obliged to ask help from the faith which men everywhere have had that there is a Divine ruler, not only over men generally, but over their particular commonwealth; and this faith, he says, is a mere delusion. I believe that the imposition and dishonesty are in himself; that the conviction of mankind is a safe and an honest one; and that it will at last prevail against all the frauds which have endeavoured to support it, and have really made it weak.</w:t>
       </w:r>
     </w:p>
     <w:p>
@@ -7101,7 +7101,7 @@
         <w:rPr>
           <w:lang w:val="en-GB"/>
         </w:rPr>
-        <w:t xml:space="preserve">Not nearly so likely, and for this reason, that he would have a practical test of the meaning in the one case, which he would not have in the other. This peasant knows perfectly well, that the feeling with which he goes into a solemn court of justice, and in the presence of men in solemn official costume, calls God to witness that the words he is about to speak are true, is as different a feeling from that by which he is influenced when he takes the same holy name into his lips, to confirm some chance word which he has uttered over his cups in the tap-room, as any two that ever dwelt in the same individual can possibly be. It would never occur to him for an instant to compare the two acts together, except, indeed, in this way:—he has seen, that the persons who are most in the habit of using oaths, and trifling with the name of God in common conversation, are those on whom an oath judicially administered has least effect, and who are most likely to forswear themselves. If, then, it is meant that the real wayfaring man will be particularly likely to discover any perplexity or contradiction here, I believe it is a mistake; I do not say that he may not, because I do not say that he may not be perplexed with any passage of Scripture. I have urged already, that a personal ministry is just as necessary to him, and has been just as much appointed for him, as the Written Word itself, and that one is not in general intended to profit him without the other. All, therefore, that I need maintain here is, that my view of the passage, when it is set before him, instead of seeming to be more difficult, more contrary to his previous expectations, will be much more intelligible, and much better interpret to him his own experience. For instance; to a congregation of English countrymen I should speak, with the most perfect confidence that what I said would approve itself to their hearts and understandings, some such words as these:</w:t>
+        <w:t xml:space="preserve">Not nearly so likely, and for this reason, that he would have a practical test of the meaning in the one case, which he would not have in the other. This peasant knows perfectly well, that the feeling with which he goes into a solemn court of justice, and in the presence of men in solemn official costume, calls God to witness that the words he is about to speak are true, is as different a feeling from that by which he is influenced when he takes the same holy name into his lips, to confirm some chance word which he has uttered over his cups in the tap-room, as any two that ever dwelt in the same individual can possibly be. It would never occur to him for an instant to compare the two acts together, except, indeed, in this way;—he has seen, that the persons who are most in the habit of using oaths, and trifling with the name of God in common conversation, are those on whom an oath judicially administered has least effect, and who are most likely to forswear themselves. If, then, it is meant that the real wayfaring man will be particularly likely to discover any perplexity or contradiction here, I believe it is a mistake; I do not say that he may not, because I do not say that he may not be perplexed with any passage of Scripture. I have urged already, that a personal ministry is just as necessary to him, and has been just as much appointed for him, as the Written Word itself, and that one is not in general intended to profit him without the other. All, therefore, that I need maintain here is, that my view of the passage, when it is set before him, instead of seeming to be more difficult, more contrary to his previous expectations, will be much more intelligible, and much better interpret to him his own experience. For instance; to a congregation of English countrymen I should speak, with the most perfect confidence that what I said would approve itself to their hearts and understandings, some such words as these:</w:t>
       </w:r>
     </w:p>
     <w:p>
@@ -7351,7 +7351,7 @@
         <w:rPr>
           <w:lang w:val="en-GB"/>
         </w:rPr>
-        <w:t xml:space="preserve">‘Thou shalt not forswear thyself, but thou shalt perform unto the Lord thine oaths. But I am not going to tell you this again. It has been said once, and it lasts always. I have now a new message to you. There are some of you who think that you must be very careful of using the word God in your familiar talk, because God hath set apart that for solemn purposes; but you do not think much of swearing by heaven, or earth, or by Jerusalem, or by your head,—you do not care how lightly you use these oaths. Now, whether you know it or not, this arises from want of reverence for God. You think it is just the name that is sacred. Oh, no! Everything is sacred. Look up to the wide heaven over your head; the sun speaks of God, the moon speaks of Him, the firmament speaks of Him—Look at the earth; every tree, and plant, and flower speaks of Him. Go into Jerusalem: there is the Temple in which God has promised to dwell. Think of your own head; there is a witness for God; it is He who preserves every hair of it. I say, then, Swear not at all. If you trifle with an oath, you trifle with God, in whose presence you are living, and moving, and having your being.’</w:t>
+        <w:t xml:space="preserve">‘Thou shalt not forswear thyself, but thou shalt perform unto the Lord thine oaths. But I am not going to tell you this again. It has been said once, and it lasts always. I have now a new message to you. There are some of you who think that you must be very careful of using the word God in your familiar talk, because God hath set apart that for solemn purposes; but you do not think much of swearing by heaven, or earth, or by Jerusalem, or by your head,—you do not care how lightly you use these oaths. Now, whether you know it or not, this arises from want of reverence for God. You think it is just the name that is sacred. Oh, no! Everything is sacred. Look up to the wide heaven over your head; the sun speaks of God, the moon speaks of Him, the firmament speaks of Him—Look at the earth; every tree, and plant, and flower speaks of Him. Go into Jerusalem; there is the Temple in which God has promised to dwell. Think of your own head; there is a witness for God; it is He who preserves every hair of it. I say, then, Swear not at all. If you trifle with an oath, you trifle with God, in whose presence you are living, and moving, and having your being.’</w:t>
       </w:r>
     </w:p>
     <w:p>
@@ -8750,7 +8750,7 @@
         <w:rPr>
           <w:lang w:val="en-GB"/>
         </w:rPr>
-        <w:t xml:space="preserve">My answer to these arguments is this: I have maintained against the Quaker that there are certain permanent ordinances in which the character and universality of the Church are expressed; she does not, therefore, depend for her unity upon the faith and feeling of her particular members, but bears a constant and abiding testimony against the want of faith or feeling in any or all of them. If this be a true doctrine, if it be the will of God that these ordinances should denote the universal and spiritual society, we should naturally expect that He would manifest the distinction between them and everything which is but accidentally connected with them. Evidently there are some accidents with which they must of necessity be connected. Baptism and the Eucharist must be administered in some mode: there must be rules about the jurisdiction of Bishops. If there are forms of prayer there must be given forms. There may also, of course, be a number of accidents which are not necessary, but which, from particular reasons, have obtained sacredness in different parts of the Church, or through the whole of it. Now the effect of the general legislation which the Church possessed in the early ages was unquestionably to connect together a particular mode of treating these ordinances with the ordinance itself. I do not say that this was the wish of the early Church: on the contrary, I believe that the study of the proceedings and decrees of councils would lead us to trace a very cautious and often subtle wisdom in discriminating between that which was merely of needful ecclesiastical institution, and that which was of the nature of the thing itself. And there was a higher wisdom than this, directing the practice of the early Church, and actually hindering different portions, even of such an empire as the Roman, from adhering to one ritual or one set of observances, with that fidelity which they observed in preserving the Creed and the ordinances. Still the result of œcumenical government in some degree to those who lived then—in a much greater degree to us who merely read their history,—is to efface this distinction, and to prevent us from contemplating the Divine sign in its own simplicity and integrity, as separate even from the most desirable and indispensable arrangements respecting it.</w:t>
+        <w:t xml:space="preserve">My answer to these arguments is this: I have maintained against the Quaker that there are certain permanent ordinances in which the character and universality of the Church are expressed; she does not, therefore, depend for her unity upon the faith and feeling of her particular members, but bears a constant and abiding testimony against the want of faith or feeling in any or all of them. If this be a true doctrine, if it be the will of God that these ordinances should denote the universal and spiritual society, we should naturally expect that He would manifest the distinction between them and everything which is but accidentally connected with them. Evidently there are some accidents with which they must of necessity be connected. Baptism and the Eucharist must be administered in some mode; there must be rules about the jurisdiction of Bishops. If there are forms of prayer there must be given forms. There may also, of course, be a number of accidents which are not necessary, but which, from particular reasons, have obtained sacredness in different parts of the Church, or through the whole of it. Now the effect of the general legislation which the Church possessed in the early ages was unquestionably to connect together a particular mode of treating these ordinances with the ordinance itself. I do not say that this was the wish of the early Church: on the contrary, I believe that the study of the proceedings and decrees of councils would lead us to trace a very cautious and often subtle wisdom in discriminating between that which was merely of needful ecclesiastical institution, and that which was of the nature of the thing itself. And there was a higher wisdom than this, directing the practice of the early Church, and actually hindering different portions, even of such an empire as the Roman, from adhering to one ritual or one set of observances, with that fidelity which they observed in preserving the Creed and the ordinances. Still the result of œcumenical government in some degree to those who lived then—in a much greater degree to us who merely read their history,—is to efface this distinction, and to prevent us from contemplating the Divine sign in its own simplicity and integrity, as separate even from the most desirable and indispensable arrangements respecting it.</w:t>
       </w:r>
     </w:p>
     <w:p>
@@ -9392,7 +9392,7 @@
         <w:rPr>
           <w:lang w:val="en-GB"/>
         </w:rPr>
-        <w:t xml:space="preserve">But what is that we call the Church of Rome? I call it the diocese over which the Bishop of Rome presides; I know no other Church of Rome than this. Certain people may have invented another notion for it, but I do not adopt their notion: if I did, I should adopt the Romish system. Now this Church of Rome, this Italian diocese, may be in a very corrupt state—I am afraid it is. I think many persons who belong to it, and who acknowledge the jurisdiction of its Bishop, would acknowledge that it is. They, therefore, must agree with us in desiring that it should be reformed. Perhaps they would agree in acknowledging, also, that the reformation is likely to be accompanied with many punishments and judgments for the sins of which its members have been guilty. The nature of those sins and the roots of them I have partly considered in this chapter. The nature of the judgments I am not competent and I have no wish to consider. They may be heavier or lighter than any other which will come upon the other portions of the Church; they may even go to the length of leaving Rome a prey to some infidel power. The determining of this question is in the best hands, and in those hands we must leave it, as we may leave also the fate of the Spanish, or Gallican, or of any other Church.</w:t>
+        <w:t xml:space="preserve">But what is that we call the Church of Rome? I call it the diocese over which the Bishop of Rome presides; I know no other Church of Rome than this. Certain people may have invented another notion for it, but I do not adopt their notion; if I did, I should adopt the Romish system. Now this Church of Rome, this Italian diocese, may be in a very corrupt state—I am afraid it is. I think many persons who belong to it, and who acknowledge the jurisdiction of its Bishop, would acknowledge that it is. They, therefore, must agree with us in desiring that it should be reformed. Perhaps they would agree in acknowledging, also, that the reformation is likely to be accompanied with many punishments and judgments for the sins of which its members have been guilty. The nature of those sins and the roots of them I have partly considered in this chapter. The nature of the judgments I am not competent and I have no wish to consider. They may be heavier or lighter than any other which will come upon the other portions of the Church; they may even go to the length of leaving Rome a prey to some infidel power. The determining of this question is in the best hands, and in those hands we must leave it, as we may leave also the fate of the Spanish, or Gallican, or of any other Church.</w:t>
       </w:r>
     </w:p>
     <w:p>
@@ -9597,7 +9597,7 @@
         <w:rPr>
           <w:lang w:val="en-GB"/>
         </w:rPr>
-        <w:t xml:space="preserve">say these Dissenters, ’to pretend that by leaving out a few words in your form of baptism, you would remove this dreadful plague-spot from your Church. Supposing that were possible, think what a monstrous delusion you have been propagating in such solemn moments for so many generations. What, thrust out such words privily in this nineteenth century! They ought to be extirpated amidst groans and confessions of sin, for having mocked God and ruined the souls of men. But if you did thrust out the words, the spirit of them goes through all your other services. You tell the same story to the children whom you are catechising: you declare to them that they are members of Christ and children of God. Nay, every confession and every prayer in which you call upon adults old in sin to engage, turns upon the same principle. You invite them to confess and to pray, as if they were children of God, and as if the Spirit were still with them.</w:t>
+        <w:t xml:space="preserve">say these Dissenters, ’to pretend that by leaving out a few words in your form of baptism, you would remove this dreadful plague-spot from your Church. Supposing that were possible, think what a monstrous delusion you have been propagating in such solemn moments for so many generations. What, thrust out such words privily in this nineteenth century! They ought to be extirpated amidst groans and confessions of sin, for having mocked God and ruined the souls of men. But if you did thrust out the words, the spirit of them goes through all your other services. You tell the same story to the children whom you are catechising; you declare to them that they are members of Christ and children of God. Nay, every confession and every prayer in which you call upon adults old in sin to engage, turns upon the same principle. You invite them to confess and to pray, as if they were children of God, and as if the Spirit were still with them.</w:t>
       </w:r>
     </w:p>
     <w:p>
@@ -10402,7 +10402,7 @@
         <w:rPr>
           <w:lang w:val="en-GB"/>
         </w:rPr>
-        <w:t xml:space="preserve">‘They have lost sight of all spiritual influences and realities: a dry notion of human merit is at the bottom of all their thoughts and teachings. They expect men to get to heaven by being baptized, and by leading good and respectable lives; the principle of faith is forgotten altogether. The power of the Gospel, as a message of peace to man, is not felt or regarded. Another bond of union than that of spiritual fellowship with Christ is set up; hence holy Dissenters are denounced, ungodly Churchmen fraternized with. Restore the doctrines of the Articles; preach the Gospel in season and out of season; this is the only way to improve the condition of things among us, to remedy the mischiefs which the indifference of the last age has produced.’</w:t>
+        <w:t xml:space="preserve">‘They have lost sight of all spiritual influences and realities: a dry notion of human merit is at the bottom of all their thoughts and teachings. They expect men to get to heaven by being baptized, and by leading good and respectable lives; the principle of faith is forgotten altogether. The power of the Gospel, as a message of peace to man, is not felt or regarded. Another bond of union than that of spiritual fellowship with Christ is set up; hence holy Dissenters are denounced, ungodly Churchmen fraternized with. Restore the doctrines of our Articles; preach the Gospel in season and out of season; this is the only way to improve the condition of things among us, to remedy the mischiefs which the indifference of the last age has produced.’</w:t>
       </w:r>
     </w:p>
     <w:p>
@@ -10495,7 +10495,7 @@
         <w:rPr>
           <w:lang w:val="en-GB"/>
         </w:rPr>
-        <w:t xml:space="preserve">1. How much does every true heart respond to that assertion of the Liberal, that if our Church be indeed a living body, it cannot be tied down by the system of a particular age; it must have an expansive power; it must breathe and move; it must be able to throw off the results of partial experiences: it must be able to profit by all new experiences! With what sympathy do we listen to him, when he says that the Church is meant to comprehend and not to exclude; that neither Protestant Dissenters nor Romish Dissenters should be out of the range of its sympathies, or should be prohibited from sharing in any portion of its benefits! And, now, how would he accomplish his beautiful conception? He proposes to us that we should abandon the prayers which we have derived from ages gone by, and the Articles which have come down to us from the Reformation; or he would have us adapt these to the maxims of our own time. But what if those Prayers should be the very means by which we have been preserved from the bondage to particular modes and habits of feeling, when they have been threatening to hold us fast? What if those Articles have kept us from sinking into a particular theological system, and have compelled us to feel that there were two sides of truth, neither of which could be asserted to the exclusion of the other? What if the abandonment either of the Prayers or the Articles, or the reduction of them to our own present standards of thought, should bring the Church into the most flat and hopeless monotony, should so level her to the superstitions of the nineteenth century, so divorce her from the past and the future, that all expansion would for ever be impossible? Again, how would he accomplish his projects of comprehension? He would take away this and that thing about which we and the Dissenters differ, till at last he discovered a few common principles upon which we might all agree. But what if the peculiar doctrines and practices of each class of Dissenters be those in which their most living feelings are expressed? What if all plans of comprehension have failed just because the best and most earnest men were those who saw most the importance of that which was to be given up? If these suppositions should be true, we must look somewhere else than to a liberal system, to produce the effects which Liberals have dreamed of.</w:t>
+        <w:t xml:space="preserve">1. How much does every true heart respond to that assertion of the Liberal, that if our Church be indeed a living body, it cannot be tied down by the system of a particular age; it must have an expansive power; it must breathe and move; it must be able to throw off the results of partial experiences; it must be able to profit by all new experiences! With what sympathy do we listen to him, when he says that the Church is meant to comprehend and not to exclude; that neither Protestant Dissenters nor Romish Dissenters should be out of the range of its sympathies, or should be prohibited from sharing in any portion of its benefits! And, now, how would he accomplish his beautiful conception? He proposes to us that we should abandon the prayers which we have derived from ages gone by, and the Articles which have come down to us from the Reformation; or he would have us adapt these to the maxims of our own time. But what if those Prayers should be the very means by which we have been preserved from the bondage to particular modes and habits of feeling, when they have been threatening to hold us fast? What if those Articles have kept us from sinking into a particular theological system, and have compelled us to feel that there were two sides of truth, neither of which could be asserted to the exclusion of the other? What if the abandonment either of the Prayers or the Articles, or the reduction of them to our own present standards of thought, should bring the Church into the most flat and hopeless monotony, should so level her to the superstitions of the nineteenth century, so divorce her from the past and the future, that all expansion would for ever be impossible? Again, how would he accomplish his projects of comprehension? He would take away this and that thing about which we and the Dissenters differ, till at last he discovered a few common principles upon which we might all agree. But what if the peculiar doctrines and practices of each class of Dissenters be those in which their most living feelings are expressed? What if all plans of comprehension have failed just because the best and most earnest men were those who saw most the importance of that which was to be given up? If these suppositions should be true, we must look somewhere else than to a liberal system, to produce the effects which Liberals have dreamed of.</w:t>
       </w:r>
     </w:p>
     <w:p>
@@ -10698,7 +10698,7 @@
         <w:rPr>
           <w:lang w:val="en-GB"/>
         </w:rPr>
-        <w:t xml:space="preserve">It will be observed that I have not charged the authors of these systems with the tendencies which they commonly impute to each other. I have not said that the Liberal wishes to substitute Rationalism for Orthodoxy: that the Evangelical wishes to establish the principle of Dissent; that the Catholic systematiser wishes to introduce Popery. My charge against each is, that he defeats his own object. As to the question how far these different accusations are true, I should feel obliged in many cases to give a double answer in order to make myself intelligible. I can quite understand that each of these parties believes the clear and strong assertion of its own principle to be the best preservative against the very evil which it is supposed to favour. And I think this is a true and reasonable opinion. I think the Liberal has a right to say,</w:t>
+        <w:t xml:space="preserve">It will be observed that I have not charged the authors of these systems with the tendencies which they commonly impute to each other. I have not said that the Liberal wishes to substitute Rationalism for Orthodoxy; that the Evangelical wishes to establish the principle of Dissent; that the Catholic systematiser wishes to introduce Popery. My charge against each is, that he defeats his own object. As to the question how far these different accusations are true, I should feel obliged in many cases to give a double answer in order to make myself intelligible. I can quite understand that each of these parties believes the clear and strong assertion of its own principle to be the best preservative against the very evil which it is supposed to favour. And I think this is a true and reasonable opinion. I think the Liberal has a right to say,</w:t>
       </w:r>
       <w:r>
         <w:rPr>
@@ -11407,7 +11407,7 @@
         <w:rPr>
           <w:lang w:val="en-GB"/>
         </w:rPr>
-        <w:t xml:space="preserve">seem to me to be the key to the mystery of our Lord’s self-sacrifice, that is to say, of His innermost life; how, then, can I think them other than the expression of His own very Personality? But it is implied in what I have said that the fulness of the Godhead was in the man Christ, that He was the perfect God. The very objection which we are considering rests upon the ground that our Lord’s acts, as a man, would not be a complete exhibition of Himself, if we might regard them as only belonging to His assumed nature. But, if this be the case, -if we need to express two truths, one, the perfect and complete Godhead of our Lord; one, His subordination as a Son to the Father; each necessary to the other, each practically unmeaning without the other: -why may we not look at the union of humanity to the Divinity, as that which supplies us with the language for both? The idea of subordination, inequality, exists in the very nature of the Godhead; it is brought out and expressed through the inferiority of Manhood to Godhead. The Sonship of Christ is the type and ground of the relation in which the human stands to the divine. What then more complete and beautiful than the language of the Old Church upon this subject?</w:t>
+        <w:t xml:space="preserve">seem to me to be the key to the mystery of our Lord’s self-sacrifice, that is to say, of His innermost life; how, then, can I think them other than the expression of His own very Personality? But it is implied in what I have said that the fulness of the Godhead was in the man Christ, that He was the perfect God. The very objection which we are considering rests upon the ground that our Lord’s acts, as a man, would not be a complete exhibition of Himself, if we might regard them as only belonging to His assumed nature. But, if this be the case, -if we need to express two truths, one, the perfect and complete Godhead of our Lord; one, His subordination as a Son to the Father; each necessary to the other, each practically unmeaning without the other: -why may we not look at the union of humanity to the Divinity, as that which supplies us with the language for both? The idea of subordination apart from all inequality, exists in the very nature of the Godhead; it is brought out and expressed through the inferiority of Manhood to Godhead. The Sonship of Christ is the type and ground of the relation in which the human stands to the divine. What then more complete and beautiful than the language of the Old Church upon this subject?</w:t>
       </w:r>
     </w:p>
     <w:p>
@@ -11453,7 +11453,7 @@
         <w:rPr>
           <w:lang w:val="en-GB"/>
         </w:rPr>
-        <w:t xml:space="preserve">I can only answer this question for myself: but I doubt not there are hundreds who can say, with a perfectly clear conscience, what I say now. To the best of my knowledge and recollection, I never have felt tempted while reading this Creed, however I may have felt tempted at other times, to indulge one hard thought about the state of any man who is living now or has lived in former times. I do not think that the Creed calls upon me to do this: nay, I think that its awful language forbids me to do it. I dare not ask myself who has committed the fearful sin, of</w:t>
+        <w:t xml:space="preserve">I can only answer this question for myself; but I doubt not there are hundreds who can say, with a perfectly clear conscience, what I say now. To the best of my knowledge and recollection, I never have felt tempted while reading this Creed, however I may have felt tempted at other times, to indulge one hard thought about the state of any man who is living now or has lived in former times. I do not think that the Creed calls upon me to do this; nay, I think that its awful language forbids me to do it. I dare not ask myself who has committed the fearful sin, of</w:t>
       </w:r>
       <w:r>
         <w:rPr>
@@ -11907,7 +11907,7 @@
         <w:rPr>
           <w:lang w:val="en-GB"/>
         </w:rPr>
-        <w:t xml:space="preserve">—a struggle which may indeed include all these signs or promises, but which can be very little understood by anyone who overlooks the relation between Catholicism and Nationality, and who does not perceive that the history of modern Europe has been one continual effort to establish or to break that relation. I had inquired, further, whether this question has lost its application to the United States of North America, or whether there also it be not that which will take precedence of every other. But I found that I was led almost unawares into dreams of the future, which may be intended for each of these nations:—and such dreams seemed scarcely in accordance with the character of a book which aims at the discovery of that which is solid and certain. The lesson from the whole is expressed in the sad, consolatory dirge which poets of old sang, and which is now the chant of the whole Church militant,—αἴλινον αἴλινον εἶπε· τὸ δ’ εὖ νικάτω.</w:t>
+        <w:t xml:space="preserve">—a struggle which may indeed include all these signs or promises, but which can be very little understood by anyone who overlooks the relation between Catholicism and Nationality, and who does not perceive that the history of modern Europe has been one continual effort to establish or to break that relation. I had inquired, further, whether this question has lost its application to the United States of North America, or whether there also it be not that which will take precedence of every other. But I found that I was led almost unawares into dreams of the future, which may be intended for each of these nations;—and such dreams seemed scarcely in accordance with the character of a book which aims at the discovery of that which is solid and certain. The lesson from the whole is expressed in the sad, consolatory dirge which poets of old sang, and which is now the chant of the whole Church militant,—αἴλινον αἴλινον εἶπε· τὸ δ’ εὖ νικάτω.</w:t>
       </w:r>
     </w:p>
   </w:footnote>
@@ -12450,6 +12450,7 @@
       <w:keepNext/>
       <w:keepLines/>
       <w:spacing w:after="80" w:before="160"/>
+      <w:jc w:val="center"/>
       <w:outlineLvl w:val="1"/>
     </w:pPr>
     <w:rPr>
@@ -12473,6 +12474,7 @@
       <w:keepNext/>
       <w:keepLines/>
       <w:spacing w:after="80" w:before="160"/>
+      <w:jc w:val="center"/>
       <w:outlineLvl w:val="2"/>
     </w:pPr>
     <w:rPr>

--- a/books/kingdom-of-christ-2/downloads/kingdom-of-christ-2.docx
+++ b/books/kingdom-of-christ-2/downloads/kingdom-of-christ-2.docx
@@ -5901,18 +5901,30 @@
         <w:rPr>
           <w:lang w:val="en-GB"/>
         </w:rPr>
-        <w:t xml:space="preserve">The holders of the first opinion in general confine their assertions to the Ten Commandments. They do not positively affirm that the sacredness of the Divine Code may not extend to certain parts of the Jewish institutions—that point they are content to leave open; but these Commandments stand out in clear and awful distinctness; they were proclaimed amidst thunders and lightnings; the Jews looked upon them as written with the finger of God; the sense of mankind has received them as Divine. On the other hand, their opponents see no reason for separating these Commandments from the rest of the ritual, either for honour or dishonour. The historian declares that both proceeded from the Lord; it is not on the ground of a difference in their authority, then, that you can distinguish them. Neither can you distinguish them by their character. The Sabbath is as much a positive institution as the cities of refuge; if you admit the distinction between that which is moral and that which is positive, you must acknowledge both to be transitory; if you reject that distinction, neither.</w:t>
-      </w:r>
-    </w:p>
-    <w:p>
-      <w:pPr>
-        <w:pStyle w:val="BodyText"/>
-      </w:pPr>
-      <w:r>
-        <w:rPr>
-          <w:lang w:val="en-GB"/>
-        </w:rPr>
-        <w:t xml:space="preserve">indispensable one to those who would understand their own position. The early parts of it were necessary in this point of view, because they discovered part of the meaning which each sign embodies, enabling us gradually to attain to a perception of its full import, and to look upon it as connected with the life of man. When, therefore, we meet in these early records with customs, institutions, ordinances which God has not been pleased to preserve to us, we presume that they are to be contemplated historically, by the light of that which He has preserved to us. Or, if there be a question whether, perhaps, they might not be advantageously restored, we are in a condition to examine this point by the light which Scripture gives us respecting the whole dispensation. But supposing we find any signs which, amidst all changes of circumstances, have maintained their existence and have become identified with the life of modern society, we must desire an explanation of them, and must seek for it where it is to be had. If we belong to a different period of the world from that in which we first find these traces, it may be very important to know how the change has affected them, whether they exist under the same conditions now as heretofore: but the fact that they do exist is the first of all; this compels us to ask, whence they are derived, and on what ground they rest.</w:t>
+        <w:t xml:space="preserve">The holders of the first opinion in general confine their assertions to the Ten Commandments. They do not positively affirm that the sacredness of the Divine Code may not extend to certain parts of the Jewish institutions—that point they are content to leave open; but these Commandments stand out in clear and awful distinctness; they were proclaimed amidst thunders and lightnings; the Jews looked upon them as written with the finger of God; the sense of mankind has received them as Divine. On the other hand, their opponents see no reason for separating these Commandments from the rest of the ritual, either for honour or dishonour.</w:t>
+      </w:r>
+      <w:r>
+        <w:rPr>
+          <w:lang w:val="en-GB"/>
+        </w:rPr>
+        <w:t xml:space="preserve"> </w:t>
+      </w:r>
+      <w:r>
+        <w:rPr>
+          <w:lang w:val="en-GB"/>
+        </w:rPr>
+        <w:t xml:space="preserve">‘The historian declares that both proceeded from the Lord; it is not on the ground of a difference in their authority, then, that you can distinguish them. Neither can you distinguish them by their character. The Sabbath is as much a positive institution as the cities of refuge; if you admit the distinction between that which is moral and that which is positive, you must acknowledge both to be transitory; if you reject that distinction, neither.’</w:t>
+      </w:r>
+    </w:p>
+    <w:p>
+      <w:pPr>
+        <w:pStyle w:val="BodyText"/>
+      </w:pPr>
+      <w:r>
+        <w:rPr>
+          <w:lang w:val="en-GB"/>
+        </w:rPr>
+        <w:t xml:space="preserve">It was impossible to consider this subject in the last section; yet perhaps some hints which were given there may assist us now. I have maintained that the Scriptures interpret to us signs which we discover actually existing amongst us, and which require an interpreter. The New Testament has explained to us the signs of Baptism, The Creeds, Forms of Worship, The Eucharist, The Orders of Ministry, as these exist in modern Europe. It has explained them to be signs of a spiritual and universal society. It has shewn us what such a society means; what place each of these signs holds in it. Supposing these signs to have perished, supposing there to be no longer a dream of such a society, the Scripture would be a very puzzling book; while they last it is an indispensable one to those who would understand their own position. The early parts of it were necessary in this point of view, because they discovered part of the meaning which each sign embodies, enabling us gradually to attain to a perception of its full import, and to look upon it as connected with the life of man. When, therefore, we meet in these early records with customs, institutions, ordinances which God has not been pleased to preserve to us, we presume that they are to be contemplated historically, by the light of that which He has preserved to us. Or, if there be a question whether, perhaps, they might not be advantageously restored, we are in a condition to examine this point by the light which Scripture gives us respecting the whole dispensation. But supposing we find any signs which, amidst all changes of circumstances, have maintained their existence and have become identified with the life of modern society, we must desire an explanation of them, and must seek for it where it is to be had. If we belong to a different period of the world from that in which we first find these traces, it may be very important to know how the change has affected them, whether they exist under the same conditions now as heretofore: but the fact that they do exist is the first of all; this compels us to ask, whence they are derived, and on what ground they rest.</w:t>
       </w:r>
     </w:p>
     <w:p>
@@ -12903,6 +12915,17 @@
       <w:jc w:val="center"/>
     </w:pPr>
   </w:style>
+  <w:style w:customStyle="1" w:styleId="MarginNote" w:type="character">
+    <w:name w:val="Margin Note"/>
+    <w:basedOn w:val="BodyTextChar"/>
+    <w:qFormat/>
+    <w:rPr>
+      <w:b/>
+      <w:bCs/>
+      <w:sz w:val="20"/>
+      <w:szCs w:val="20"/>
+    </w:rPr>
+  </w:style>
   <w:style w:type="paragraph" w:customStyle="1" w:styleId="SourceCode">
     <w:name w:val="Source Code"/>
     <w:basedOn w:val="Normal"/>
